--- a/zhs/docx/064.content.docx
+++ b/zhs/docx/064.content.docx
@@ -218,18 +218,12 @@
         </w:rPr>
         <w:t>是</w:t>
       </w:r>
-      <w:hyperlink r:id="rId13">
-        <w:r>
-          <w:rPr>
-            <w:lang w:val="zh_CN" w:bidi="zh_CN"/>
-          </w:rPr>
-          <w:rPr>
-            <w:color w:val="0000EE"/>
-            <w:u w:val="single"/>
-          </w:rPr>
-          <w:t>葡萄园</w:t>
-        </w:r>
-      </w:hyperlink>
+      <w:r>
+        <w:rPr>
+          <w:lang w:val="zh_CN" w:bidi="zh_CN"/>
+        </w:rPr>
+        <w:t>葡萄园</w:t>
+      </w:r>
       <w:r>
         <w:rPr>
           <w:lang w:val="zh_CN" w:bidi="zh_CN"/>
@@ -289,7 +283,7 @@
           <w:lang w:val="zh_CN" w:bidi="zh_CN"/>
         </w:rPr>
       </w:r>
-      <w:hyperlink r:id="rId14">
+      <w:hyperlink r:id="rId13">
         <w:r>
           <w:rPr>
             <w:lang w:val="zh_CN" w:bidi="zh_CN"/>

--- a/zhs/docx/064.content.docx
+++ b/zhs/docx/064.content.docx
@@ -229,77 +229,6 @@
           <w:lang w:val="zh_CN" w:bidi="zh_CN"/>
         </w:rPr>
         <w:t>内的一个地方，守望者可以从那里眺望葡萄园。 葡萄园是一个人们种植葡萄的园子。 葡萄是一种软的，多汁的水果，生长在被称为葡萄树的树上。 人们通常在葡萄园周围建一堵墙，这样野生动物或小偷就不能进入园中。 人们用岩石或带刺的灌木丛建造了这堵墙。 在葡萄园内，工人用草做的小屋，工人和守望的人可以在树荫中休息。 他们在一堆石头上建造了这个小屋，所以它比园中其余的石头高一点。 通过这种方式，守望者可以俯瞰园子，看到所发生的一切。 这间小屋被称为守望台。</w:t>
-      </w:r>
-      <w:r>
-        <w:rPr>
-          <w:lang w:val="zh_CN" w:bidi="zh_CN"/>
-        </w:rPr>
-      </w:r>
-      <w:r>
-        <w:rPr>
-          <w:lang w:val="zh_CN" w:bidi="zh_CN"/>
-        </w:rPr>
-      </w:r>
-    </w:p>
-    <w:p>
-      <w:pPr/>
-      <w:r>
-        <w:rPr>
-          <w:lang w:val="zh_CN" w:bidi="zh_CN"/>
-        </w:rPr>
-      </w:r>
-    </w:p>
-    <w:p>
-      <w:pPr>
-        <w:pStyle w:val="Heading2"/>
-      </w:pPr>
-      <w:r>
-        <w:rPr>
-          <w:lang w:val="zh_CN" w:bidi="zh_CN"/>
-        </w:rPr>
-        <w:t>守望台</w:t>
-      </w:r>
-      <w:r>
-        <w:rPr>
-          <w:lang w:val="zh_CN" w:bidi="zh_CN"/>
-        </w:rPr>
-      </w:r>
-    </w:p>
-    <w:p>
-      <w:pPr>
-        <w:pStyle w:val="Heading4"/>
-      </w:pPr>
-      <w:r>
-        <w:rPr>
-          <w:lang w:val="zh_CN" w:bidi="zh_CN"/>
-        </w:rPr>
-        <w:t>Audio Content</w:t>
-      </w:r>
-    </w:p>
-    <w:p>
-      <w:pPr/>
-      <w:r>
-        <w:rPr>
-          <w:lang w:val="zh_CN" w:bidi="zh_CN"/>
-        </w:rPr>
-      </w:r>
-      <w:hyperlink r:id="rId13">
-        <w:r>
-          <w:rPr>
-            <w:lang w:val="zh_CN" w:bidi="zh_CN"/>
-          </w:rPr>
-          <w:rPr>
-            <w:color w:val="0000EE"/>
-            <w:u w:val="single"/>
-          </w:rPr>
-          <w:t>mp3 file</w:t>
-        </w:r>
-      </w:hyperlink>
-      <w:r>
-        <w:rPr>
-          <w:lang w:val="zh_CN" w:bidi="zh_CN"/>
-        </w:rPr>
-        <w:t xml:space="preserve"> (None KB)</w:t>
       </w:r>
       <w:r>
         <w:rPr>

--- a/zhs/docx/064.content.docx
+++ b/zhs/docx/064.content.docx
@@ -218,12 +218,18 @@
         </w:rPr>
         <w:t>是</w:t>
       </w:r>
-      <w:r>
-        <w:rPr>
-          <w:lang w:val="zh_CN" w:bidi="zh_CN"/>
-        </w:rPr>
-        <w:t>葡萄园</w:t>
-      </w:r>
+      <w:hyperlink r:id="rId13">
+        <w:r>
+          <w:rPr>
+            <w:lang w:val="zh_CN" w:bidi="zh_CN"/>
+          </w:rPr>
+          <w:rPr>
+            <w:color w:val="0000EE"/>
+            <w:u w:val="single"/>
+          </w:rPr>
+          <w:t>葡萄园</w:t>
+        </w:r>
+      </w:hyperlink>
       <w:r>
         <w:rPr>
           <w:lang w:val="zh_CN" w:bidi="zh_CN"/>
